--- a/documents/docx_templates/explanation.docx
+++ b/documents/docx_templates/explanation.docx
@@ -10,89 +10,23 @@
     <w:p/>
     <w:p>
       <w:r>
-        <w:t xml:space="preserve">Дата: </w:t>
-      </w:r>
-      <w:proofErr w:type="gramStart"/>
-      <w:r>
-        <w:t xml:space="preserve">{{ </w:t>
-      </w:r>
-      <w:proofErr w:type="spellStart"/>
-      <w:r>
-        <w:t>issue</w:t>
-      </w:r>
-      <w:proofErr w:type="gramEnd"/>
-      <w:r>
-        <w:t>_date</w:t>
-      </w:r>
-      <w:proofErr w:type="spellEnd"/>
-      <w:r>
-        <w:t xml:space="preserve"> }}</w:t>
-      </w:r>
-    </w:p>
-    <w:p>
-      <w:r>
-        <w:t xml:space="preserve">Место составления: </w:t>
-      </w:r>
-      <w:proofErr w:type="gramStart"/>
-      <w:r>
-        <w:t xml:space="preserve">{{ </w:t>
-      </w:r>
-      <w:proofErr w:type="spellStart"/>
-      <w:r>
-        <w:t>location</w:t>
-      </w:r>
-      <w:proofErr w:type="spellEnd"/>
-      <w:proofErr w:type="gramEnd"/>
-      <w:r>
-        <w:t xml:space="preserve"> }}</w:t>
+        <w:t>Дата: {{ issue_date }}</w:t>
+      </w:r>
+    </w:p>
+    <w:p>
+      <w:r>
+        <w:t>Место составления: {{ location }}</w:t>
       </w:r>
     </w:p>
     <w:p/>
     <w:p>
       <w:r>
-        <w:t xml:space="preserve">Руководствуясь частью первой ст. 86 и частью первой ст. 144 УПК РФ, в помещении </w:t>
-      </w:r>
-      <w:proofErr w:type="gramStart"/>
-      <w:r>
-        <w:t xml:space="preserve">{{ </w:t>
-      </w:r>
-      <w:proofErr w:type="spellStart"/>
-      <w:r>
-        <w:t>location</w:t>
-      </w:r>
-      <w:proofErr w:type="spellEnd"/>
-      <w:proofErr w:type="gramEnd"/>
-      <w:r>
-        <w:t xml:space="preserve"> }}</w:t>
-      </w:r>
-    </w:p>
-    <w:p>
-      <w:r>
-        <w:t xml:space="preserve">с </w:t>
-      </w:r>
-      <w:proofErr w:type="gramStart"/>
-      <w:r>
-        <w:t xml:space="preserve">{{ </w:t>
-      </w:r>
-      <w:proofErr w:type="spellStart"/>
-      <w:r>
-        <w:t>start</w:t>
-      </w:r>
-      <w:proofErr w:type="gramEnd"/>
-      <w:r>
-        <w:t>_time</w:t>
-      </w:r>
-      <w:proofErr w:type="spellEnd"/>
-      <w:r>
-        <w:t xml:space="preserve"> }} по {{ </w:t>
-      </w:r>
-      <w:proofErr w:type="spellStart"/>
-      <w:r>
-        <w:t>end_time</w:t>
-      </w:r>
-      <w:proofErr w:type="spellEnd"/>
-      <w:r>
-        <w:t xml:space="preserve"> }} получил объяснение от гражданина:</w:t>
+        <w:t>Руководствуясь частью первой ст. 86 и частью первой ст. 144 УПК РФ, в помещении {{ location }}</w:t>
+      </w:r>
+    </w:p>
+    <w:p>
+      <w:r>
+        <w:t>с {{ start_time }} по {{ end_time }} получил объяснение от гражданина:</w:t>
       </w:r>
     </w:p>
     <w:p/>
@@ -103,268 +37,67 @@
     </w:p>
     <w:p>
       <w:r>
-        <w:t xml:space="preserve">Фамилия, имя, отчество: </w:t>
-      </w:r>
-      <w:proofErr w:type="gramStart"/>
-      <w:r>
-        <w:t xml:space="preserve">{{ </w:t>
-      </w:r>
-      <w:proofErr w:type="spellStart"/>
-      <w:r>
-        <w:t>full</w:t>
-      </w:r>
-      <w:proofErr w:type="gramEnd"/>
-      <w:r>
-        <w:t>_name</w:t>
-      </w:r>
-      <w:proofErr w:type="spellEnd"/>
-      <w:r>
-        <w:t xml:space="preserve"> }}</w:t>
-      </w:r>
-    </w:p>
-    <w:p>
-      <w:r>
-        <w:t xml:space="preserve">Дата рождения: </w:t>
-      </w:r>
-      <w:proofErr w:type="gramStart"/>
-      <w:r>
-        <w:t xml:space="preserve">{{ </w:t>
-      </w:r>
-      <w:proofErr w:type="spellStart"/>
-      <w:r>
-        <w:t>birth</w:t>
-      </w:r>
-      <w:proofErr w:type="gramEnd"/>
-      <w:r>
-        <w:t>_date</w:t>
-      </w:r>
-      <w:proofErr w:type="spellEnd"/>
-      <w:r>
-        <w:t xml:space="preserve"> }}</w:t>
-      </w:r>
-    </w:p>
-    <w:p>
-      <w:r>
-        <w:t xml:space="preserve">Место рождения: </w:t>
-      </w:r>
-      <w:proofErr w:type="gramStart"/>
-      <w:r>
-        <w:t xml:space="preserve">{{ </w:t>
-      </w:r>
-      <w:proofErr w:type="spellStart"/>
-      <w:r>
-        <w:t>birth</w:t>
-      </w:r>
-      <w:proofErr w:type="gramEnd"/>
-      <w:r>
-        <w:t>_place</w:t>
-      </w:r>
-      <w:proofErr w:type="spellEnd"/>
-      <w:r>
-        <w:t xml:space="preserve"> }}</w:t>
-      </w:r>
-    </w:p>
-    <w:p>
-      <w:r>
-        <w:t xml:space="preserve">Место жительства/регистрации: </w:t>
-      </w:r>
-      <w:proofErr w:type="gramStart"/>
-      <w:r>
-        <w:t xml:space="preserve">{{ </w:t>
-      </w:r>
-      <w:proofErr w:type="spellStart"/>
-      <w:r>
-        <w:t>address</w:t>
-      </w:r>
-      <w:proofErr w:type="spellEnd"/>
-      <w:proofErr w:type="gramEnd"/>
-      <w:r>
-        <w:t xml:space="preserve"> }}</w:t>
-      </w:r>
-    </w:p>
-    <w:p>
-      <w:r>
-        <w:t xml:space="preserve">Телефон: </w:t>
-      </w:r>
-      <w:proofErr w:type="gramStart"/>
-      <w:r>
-        <w:t xml:space="preserve">{{ </w:t>
-      </w:r>
-      <w:proofErr w:type="spellStart"/>
-      <w:r>
-        <w:t>phone</w:t>
-      </w:r>
-      <w:proofErr w:type="spellEnd"/>
-      <w:proofErr w:type="gramEnd"/>
-      <w:r>
-        <w:t xml:space="preserve"> }}</w:t>
-      </w:r>
-    </w:p>
-    <w:p>
-      <w:r>
-        <w:t xml:space="preserve">Гражданство: </w:t>
-      </w:r>
-      <w:proofErr w:type="gramStart"/>
-      <w:r>
-        <w:t xml:space="preserve">{{ </w:t>
-      </w:r>
-      <w:proofErr w:type="spellStart"/>
-      <w:r>
-        <w:t>citizenship</w:t>
-      </w:r>
-      <w:proofErr w:type="spellEnd"/>
-      <w:proofErr w:type="gramEnd"/>
-      <w:r>
-        <w:t xml:space="preserve"> }}</w:t>
-      </w:r>
-    </w:p>
-    <w:p>
-      <w:r>
-        <w:t xml:space="preserve">Образование: </w:t>
-      </w:r>
-      <w:proofErr w:type="gramStart"/>
-      <w:r>
-        <w:t xml:space="preserve">{{ </w:t>
-      </w:r>
-      <w:proofErr w:type="spellStart"/>
-      <w:r>
-        <w:t>education</w:t>
-      </w:r>
-      <w:proofErr w:type="spellEnd"/>
-      <w:proofErr w:type="gramEnd"/>
-      <w:r>
-        <w:t xml:space="preserve"> }}</w:t>
-      </w:r>
-    </w:p>
-    <w:p>
-      <w:r>
-        <w:t xml:space="preserve">Семейное положение: </w:t>
-      </w:r>
-      <w:proofErr w:type="gramStart"/>
-      <w:r>
-        <w:t xml:space="preserve">{{ </w:t>
-      </w:r>
-      <w:proofErr w:type="spellStart"/>
-      <w:r>
-        <w:t>marital</w:t>
-      </w:r>
-      <w:proofErr w:type="gramEnd"/>
-      <w:r>
-        <w:t>_status</w:t>
-      </w:r>
-      <w:proofErr w:type="spellEnd"/>
-      <w:r>
-        <w:t xml:space="preserve"> }}</w:t>
-      </w:r>
-    </w:p>
-    <w:p>
-      <w:r>
-        <w:t xml:space="preserve">Место работы/учебы: </w:t>
-      </w:r>
-      <w:proofErr w:type="gramStart"/>
-      <w:r>
-        <w:t xml:space="preserve">{{ </w:t>
-      </w:r>
-      <w:proofErr w:type="spellStart"/>
-      <w:r>
-        <w:t>employment</w:t>
-      </w:r>
-      <w:proofErr w:type="spellEnd"/>
-      <w:proofErr w:type="gramEnd"/>
-      <w:r>
-        <w:t xml:space="preserve"> }}</w:t>
-      </w:r>
-    </w:p>
-    <w:p>
-      <w:r>
-        <w:t xml:space="preserve">Телефон (рабочий): </w:t>
-      </w:r>
-      <w:proofErr w:type="gramStart"/>
-      <w:r>
-        <w:t xml:space="preserve">{{ </w:t>
-      </w:r>
-      <w:proofErr w:type="spellStart"/>
-      <w:r>
-        <w:t>work</w:t>
-      </w:r>
-      <w:proofErr w:type="gramEnd"/>
-      <w:r>
-        <w:t>_phone</w:t>
-      </w:r>
-      <w:proofErr w:type="spellEnd"/>
-      <w:r>
-        <w:t xml:space="preserve"> }}</w:t>
-      </w:r>
-    </w:p>
-    <w:p>
-      <w:r>
-        <w:t xml:space="preserve">Отношение к воинской обязанности: </w:t>
-      </w:r>
-      <w:proofErr w:type="gramStart"/>
-      <w:r>
-        <w:t xml:space="preserve">{{ </w:t>
-      </w:r>
-      <w:proofErr w:type="spellStart"/>
-      <w:r>
-        <w:t>military</w:t>
-      </w:r>
-      <w:proofErr w:type="gramEnd"/>
-      <w:r>
-        <w:t>_duty</w:t>
-      </w:r>
-      <w:proofErr w:type="spellEnd"/>
-      <w:r>
-        <w:t xml:space="preserve"> }}</w:t>
-      </w:r>
-    </w:p>
-    <w:p>
-      <w:r>
-        <w:t xml:space="preserve">Наличие судимости: </w:t>
-      </w:r>
-      <w:proofErr w:type="gramStart"/>
-      <w:r>
-        <w:t xml:space="preserve">{{ </w:t>
-      </w:r>
-      <w:proofErr w:type="spellStart"/>
-      <w:r>
-        <w:t>criminal</w:t>
-      </w:r>
-      <w:proofErr w:type="gramEnd"/>
-      <w:r>
-        <w:t>_record</w:t>
-      </w:r>
-      <w:proofErr w:type="spellEnd"/>
-      <w:r>
-        <w:t xml:space="preserve"> }}</w:t>
-      </w:r>
-    </w:p>
-    <w:p>
-      <w:r>
-        <w:t xml:space="preserve">Документ, удостоверяющий личность: </w:t>
-      </w:r>
-      <w:proofErr w:type="gramStart"/>
-      <w:r>
-        <w:t xml:space="preserve">{{ </w:t>
-      </w:r>
-      <w:proofErr w:type="spellStart"/>
-      <w:r>
-        <w:t>document</w:t>
-      </w:r>
-      <w:proofErr w:type="gramEnd"/>
-      <w:r>
-        <w:t>_type</w:t>
-      </w:r>
-      <w:proofErr w:type="spellEnd"/>
-      <w:r>
-        <w:t xml:space="preserve"> }} № {{ </w:t>
-      </w:r>
-      <w:proofErr w:type="spellStart"/>
-      <w:r>
-        <w:t>document_number</w:t>
-      </w:r>
-      <w:proofErr w:type="spellEnd"/>
-      <w:r>
-        <w:t xml:space="preserve"> }}</w:t>
+        <w:t>Фамилия, имя, отчество: {{ full_name }}</w:t>
+      </w:r>
+    </w:p>
+    <w:p>
+      <w:r>
+        <w:t>Дата рождения: {{ birth_date }}</w:t>
+      </w:r>
+    </w:p>
+    <w:p>
+      <w:r>
+        <w:t>Место рождения: {{ birth_place }}</w:t>
+      </w:r>
+    </w:p>
+    <w:p>
+      <w:r>
+        <w:t>Место жительства/регистрации: {{ address }}</w:t>
+      </w:r>
+    </w:p>
+    <w:p>
+      <w:r>
+        <w:t>Телефон: {{ phone }}</w:t>
+      </w:r>
+    </w:p>
+    <w:p>
+      <w:r>
+        <w:t>Гражданство: {{ citizenship }}</w:t>
+      </w:r>
+    </w:p>
+    <w:p>
+      <w:r>
+        <w:t>Образование: {{ education }}</w:t>
+      </w:r>
+    </w:p>
+    <w:p>
+      <w:r>
+        <w:t>Семейное положение: {{ marital_status }}</w:t>
+      </w:r>
+    </w:p>
+    <w:p>
+      <w:r>
+        <w:t>Место работы/учебы: {{ employment }}</w:t>
+      </w:r>
+    </w:p>
+    <w:p>
+      <w:r>
+        <w:t>Телефон (рабочий): {{ work_phone }}</w:t>
+      </w:r>
+    </w:p>
+    <w:p>
+      <w:r>
+        <w:t>Отношение к воинской обязанности: {{ military_duty }}</w:t>
+      </w:r>
+    </w:p>
+    <w:p>
+      <w:r>
+        <w:t>Наличие судимости: {{ criminal_record }}</w:t>
+      </w:r>
+    </w:p>
+    <w:p>
+      <w:r>
+        <w:t>Документ, удостоверяющий личность: {{ document_type }} № {{ document_number }}</w:t>
       </w:r>
     </w:p>
     <w:p/>
@@ -409,40 +142,14 @@
       </w:r>
     </w:p>
     <w:p>
-      <w:proofErr w:type="gramStart"/>
-      <w:r>
-        <w:t xml:space="preserve">{{ </w:t>
-      </w:r>
-      <w:proofErr w:type="spellStart"/>
-      <w:r>
-        <w:t>explanation</w:t>
-      </w:r>
-      <w:proofErr w:type="gramEnd"/>
-      <w:r>
-        <w:t>_text</w:t>
-      </w:r>
-      <w:proofErr w:type="spellEnd"/>
-      <w:r>
-        <w:t xml:space="preserve"> }}</w:t>
+      <w:r>
+        <w:t>{{ explanation_text }}</w:t>
       </w:r>
     </w:p>
     <w:p/>
     <w:p>
       <w:r>
-        <w:t xml:space="preserve">Подпись: </w:t>
-      </w:r>
-      <w:proofErr w:type="gramStart"/>
-      <w:r>
-        <w:t xml:space="preserve">{{ </w:t>
-      </w:r>
-      <w:proofErr w:type="spellStart"/>
-      <w:r>
-        <w:t>signature</w:t>
-      </w:r>
-      <w:proofErr w:type="spellEnd"/>
-      <w:proofErr w:type="gramEnd"/>
-      <w:r>
-        <w:t xml:space="preserve"> }}</w:t>
+        <w:t>Подпись: {{ signature }}</w:t>
       </w:r>
     </w:p>
     <w:p/>
@@ -473,60 +180,17 @@
         <w:rPr>
           <w:lang w:val="en-US"/>
         </w:rPr>
-        <w:t xml:space="preserve">): </w:t>
-      </w:r>
-      <w:proofErr w:type="gramStart"/>
-      <w:r>
-        <w:rPr>
-          <w:lang w:val="en-US"/>
-        </w:rPr>
-        <w:t>{{ investigator</w:t>
-      </w:r>
-      <w:proofErr w:type="gramEnd"/>
-      <w:r>
-        <w:rPr>
-          <w:lang w:val="en-US"/>
-        </w:rPr>
-        <w:t>_full_name }}, {{ investigator_position }}, {{ investigator_department }}</w:t>
-      </w:r>
-    </w:p>
-    <w:p>
-      <w:r>
-        <w:t xml:space="preserve">Переводчик: </w:t>
-      </w:r>
-      <w:proofErr w:type="gramStart"/>
-      <w:r>
-        <w:t xml:space="preserve">{{ </w:t>
-      </w:r>
-      <w:proofErr w:type="spellStart"/>
-      <w:r>
-        <w:t>translator</w:t>
-      </w:r>
-      <w:proofErr w:type="gramEnd"/>
-      <w:r>
-        <w:t>_name</w:t>
-      </w:r>
-      <w:proofErr w:type="spellEnd"/>
-      <w:r>
-        <w:t xml:space="preserve"> }} (если присутствует)</w:t>
-      </w:r>
-    </w:p>
-    <w:p>
-      <w:r>
-        <w:t xml:space="preserve">Приложение: </w:t>
-      </w:r>
-      <w:proofErr w:type="gramStart"/>
-      <w:r>
-        <w:t xml:space="preserve">{{ </w:t>
-      </w:r>
-      <w:proofErr w:type="spellStart"/>
-      <w:r>
-        <w:t>attachments</w:t>
-      </w:r>
-      <w:proofErr w:type="spellEnd"/>
-      <w:proofErr w:type="gramEnd"/>
-      <w:r>
-        <w:t xml:space="preserve"> }}</w:t>
+        <w:t>): {{ investigator_full_name }}, {{ investigator_position }}, {{ investigator_department }}</w:t>
+      </w:r>
+    </w:p>
+    <w:p>
+      <w:r>
+        <w:t>Переводчик: {{ translator_name }} (если присутствует)</w:t>
+      </w:r>
+    </w:p>
+    <w:p>
+      <w:r>
+        <w:t>Приложение: {{ attachments }}</w:t>
       </w:r>
     </w:p>
     <w:sectPr>
